--- a/examples/demo_证券虚假陈述集团诉讼/output/证券虚假陈述-裁判规则研究报告-20260609.docx
+++ b/examples/demo_证券虚假陈述集团诉讼/output/证券虚假陈述-裁判规则研究报告-20260609.docx
@@ -165,7 +165,7 @@
           <w:sz w:val="24"/>
           <w:szCs w:val="24"/>
         </w:rPr>
-        <w:t xml:space="preserve">本报告以京沪金融审判体系下"证券虚假陈述责任纠纷"案由的 7 件核心判决为样本，沿侵权责任构成要件——责任主体、虚假陈述行为、损害结果、因果关系、主观过错——逐一拆解争点、梳理裁判规则，并附及揭露日、诉讼时效等程序事项。证券虚假陈述是典型的群体性诉讼：一个事件派生大量投资者分别起诉的平行判决，本研究按"上市公司＋虚假陈述事件"分组、组内只取示范判决/代表人诉讼/说理最完整者，平行判决另行留痕。核心发现如下：</w:t>
+        <w:t xml:space="preserve">本报告以京沪金融审判体系下「证券虚假陈述责任纠纷」案由的 7 件核心判决为样本，沿侵权责任构成要件——责任主体、虚假陈述行为、损害结果、因果关系、主观过错——逐一拆解争点、梳理裁判规则，并附及揭露日、诉讼时效等程序事项。证券虚假陈述是典型的群体性诉讼：一个事件派生大量投资者分别起诉的平行判决，本研究按「上市公司＋虚假陈述事件」分组、组内只取示范判决/代表人诉讼/说理最完整者，平行判决另行留痕。核心发现如下：</w:t>
       </w:r>
     </w:p>
     <w:p>
@@ -187,7 +187,7 @@
           <w:sz w:val="24"/>
           <w:szCs w:val="24"/>
         </w:rPr>
-        <w:t xml:space="preserve">重大性是独立的"过滤阀"。</w:t>
+        <w:t xml:space="preserve">重大性是独立的「过滤阀」。</w:t>
       </w:r>
       <w:r>
         <w:rPr>
@@ -199,7 +199,7 @@
           <w:sz w:val="24"/>
           <w:szCs w:val="24"/>
         </w:rPr>
-        <w:t xml:space="preserve"> 法院以"重大事件＋交易价量敏感性"双重标准独立审查重大性；对占比偏低、披露窗口前后量价无显著异常者，可因不具重大性而整体出罪（（2023）示01民初0212号·北京金融法院）。</w:t>
+        <w:t xml:space="preserve"> 法院以「重大事件＋交易价量敏感性」双重标准独立审查重大性；对占比偏低、披露窗口前后量价无显著异常者，可因不具重大性而整体出罪（（2023）示01民初0212号·北京金融法院）。</w:t>
       </w:r>
     </w:p>
     <w:p>
@@ -221,7 +221,7 @@
           <w:sz w:val="24"/>
           <w:szCs w:val="24"/>
         </w:rPr>
-        <w:t xml:space="preserve">交易因果"推定＋反证"结构稳定。</w:t>
+        <w:t xml:space="preserve">交易因果「推定＋反证」结构稳定。</w:t>
       </w:r>
       <w:r>
         <w:rPr>
@@ -289,7 +289,7 @@
           <w:sz w:val="24"/>
           <w:szCs w:val="24"/>
         </w:rPr>
-        <w:t xml:space="preserve">中介机构责任转向"按过错分层的比例连带"。</w:t>
+        <w:t xml:space="preserve">中介机构责任转向「按过错分层的比例连带」。</w:t>
       </w:r>
       <w:r>
         <w:rPr>
@@ -452,7 +452,7 @@
           <w:sz w:val="24"/>
           <w:szCs w:val="24"/>
         </w:rPr>
-        <w:t xml:space="preserve">本研究案由为"证券虚假陈述责任纠纷"，目标法院为上海金融法院、北京金融法院及审理两院上诉、再审案件的对应高级人民法院。证券虚假陈述案件存在大量"同案平行判决"——同一事件下众多投资者分别起诉、分别判决。为避免重复计量，本研究按"涉案上市公司＋虚假陈述事件"分组，组内仅保留示范判决、代表人诉讼判决或说理最完整的核心判决，平行判决另行留痕。最终纳入分析的核心判决 7 件，覆盖 7 起虚假陈述事件；裁判结果为部分支持 5 件、驳回 1 件、撤销改判 1 件。</w:t>
+        <w:t xml:space="preserve">本研究案由为「证券虚假陈述责任纠纷」，目标法院为上海金融法院、北京金融法院及审理两院上诉、再审案件的对应高级人民法院。证券虚假陈述案件存在大量「同案平行判决」——同一事件下众多投资者分别起诉、分别判决。为避免重复计量，本研究按「涉案上市公司＋虚假陈述事件」分组，组内仅保留示范判决、代表人诉讼判决或说理最完整的核心判决，平行判决另行留痕。最终纳入分析的核心判决 7 件，覆盖 7 起虚假陈述事件；裁判结果为部分支持 5 件、驳回 1 件、撤销改判 1 件。</w:t>
       </w:r>
     </w:p>
     <w:p>
@@ -648,7 +648,7 @@
           <w:sz w:val="24"/>
           <w:szCs w:val="24"/>
         </w:rPr>
-        <w:t xml:space="preserve"> 发行人对招股文件等信息披露文件的虚假记载承担无过错责任；控股股东组织、指使上市公司实施虚假陈述的，与上市公司承担连带责任，在辛控股案（（2023）示01民初0276号·北京金融法院）中，法院否定了控股股东"非披露义务人"的抗辩，认定组织指使即应连带。中介机构则按工作范围与过错分层担责：乙生物科技案（（2023）示74民初0455号·上海金融法院）中，会计师事务所未对异常研发资本化保持职业怀疑，被认定存在过错，按 25% 比例承担连带责任。</w:t>
+        <w:t xml:space="preserve"> 发行人对招股文件等信息披露文件的虚假记载承担无过错责任；控股股东组织、指使上市公司实施虚假陈述的，与上市公司承担连带责任，在辛控股案（（2023）示01民初0276号·北京金融法院）中，法院否定了控股股东“非披露义务人”的抗辩，认定组织指使即应连带。中介机构则按工作范围与过错分层担责：乙生物科技案（（2023）示74民初0455号·上海金融法院）中，会计师事务所未对异常研发资本化保持职业怀疑，被认定存在过错，按 25% 比例承担连带责任。</w:t>
       </w:r>
     </w:p>
     <w:p>
@@ -710,7 +710,7 @@
           <w:sz w:val="24"/>
           <w:szCs w:val="24"/>
         </w:rPr>
-        <w:t xml:space="preserve"> 责任主体认定已从"是否披露义务人"转向"是否对虚假陈述有组织、控制或注意义务"，中介责任的"比例连带"成为常态。</w:t>
+        <w:t xml:space="preserve"> 责任主体认定已从「是否披露义务人」转向「是否对虚假陈述有组织、控制或注意义务」，中介责任的「比例连带」成为常态。</w:t>
       </w:r>
     </w:p>
     <w:p>
@@ -758,7 +758,7 @@
           <w:sz w:val="24"/>
           <w:szCs w:val="24"/>
         </w:rPr>
-        <w:t xml:space="preserve"> 虚假陈述是否成立、是否具有"重大性"，是责任成立的实体门槛。</w:t>
+        <w:t xml:space="preserve"> 虚假陈述是否成立、是否具有「重大性」，是责任成立的实体门槛。</w:t>
       </w:r>
     </w:p>
     <w:p>
@@ -789,7 +789,7 @@
           <w:sz w:val="24"/>
           <w:szCs w:val="24"/>
         </w:rPr>
-        <w:t xml:space="preserve"> 法院对重大性采"重大事件＋交易价量敏感性"双重标准独立审查。甲新材股份案（（2022）示74民初0301号·上海金融法院）中，虚增占当期利润比例显著，认定具有重大性。</w:t>
+        <w:t xml:space="preserve"> 法院对重大性采「重大事件＋交易价量敏感性」双重标准独立审查。甲新材股份案（（2022）示74民初0301号·上海金融法院）中，虚增占当期利润比例显著，认定具有重大性。</w:t>
       </w:r>
     </w:p>
     <w:p>
@@ -899,7 +899,7 @@
           <w:sz w:val="24"/>
           <w:szCs w:val="24"/>
         </w:rPr>
-        <w:t xml:space="preserve"> 投资者损失如何计算、哪些"他因"应从损失中扣除。</w:t>
+        <w:t xml:space="preserve"> 投资者损失如何计算、哪些「他因」应从损失中扣除。</w:t>
       </w:r>
     </w:p>
     <w:p>
@@ -1071,7 +1071,7 @@
           <w:sz w:val="24"/>
           <w:szCs w:val="24"/>
         </w:rPr>
-        <w:t xml:space="preserve"> 交易因果采"推定＋反证"：实施日后、揭露日前买入并持有受损者推定成立，甲新材股份案、壬股份案（（2022）示74民初0290号·上海金融法院）均循此结构。</w:t>
+        <w:t xml:space="preserve"> 交易因果采「推定＋反证」：实施日后、揭露日前买入并持有受损者推定成立，甲新材股份案、壬股份案（（2022）示74民初0290号·上海金融法院）均循此结构。</w:t>
       </w:r>
     </w:p>
     <w:p>
@@ -1133,7 +1133,7 @@
           <w:sz w:val="24"/>
           <w:szCs w:val="24"/>
         </w:rPr>
-        <w:t xml:space="preserve"> 因果关系的"推定＋反证"结构稳定，反证集中于重大性缺失与他因扣除两条路径。</w:t>
+        <w:t xml:space="preserve"> 因果关系的「推定＋反证」结构稳定，反证集中于重大性缺失与他因扣除两条路径。</w:t>
       </w:r>
     </w:p>
     <w:p>
@@ -1310,7 +1310,7 @@
           <w:sz w:val="24"/>
           <w:szCs w:val="24"/>
         </w:rPr>
-        <w:t xml:space="preserve">揭露日认定坚持"首次性＋警示性"：以立案调查公告日（甲新材股份案）或更正公告日（戊医药案）为揭露日。诉讼时效自投资者知道或应当知道权利受损之日起算，揭露日不当然等于起算日；适用示范判决机制审理的，平行案件时效在示范判决期间存在中止、中断情形，壬股份案据此认定时效抗辩部分不成立。</w:t>
+        <w:t xml:space="preserve">揭露日认定坚持「首次性＋警示性」：以立案调查公告日（甲新材股份案）或更正公告日（戊医药案）为揭露日。诉讼时效自投资者知道或应当知道权利受损之日起算，揭露日不当然等于起算日；适用示范判决机制审理的，平行案件时效在示范判决期间存在中止、中断情形，壬股份案据此认定时效抗辩部分不成立。</w:t>
       </w:r>
     </w:p>
     <w:p>
@@ -2001,7 +2001,7 @@
                 <w:sz w:val="17"/>
                 <w:szCs w:val="17"/>
               </w:rPr>
-              <w:t xml:space="preserve">交易因果"推定＋反证"</w:t>
+              <w:t xml:space="preserve">交易因果「推定＋反证」</w:t>
             </w:r>
           </w:p>
         </w:tc>
@@ -2401,7 +2401,7 @@
           <w:sz w:val="24"/>
           <w:szCs w:val="24"/>
         </w:rPr>
-        <w:t xml:space="preserve">京沪金融审判体系下的证券虚假陈述裁判，已形成以"重大性独立审查—交易因果推定与反证—损失他因精细扣除—中介比例连带"为骨架的规则群。鉴于本批样本量有限（N=7），上述为裁判取向的归纳，不作占比定论或显著性推断；后续可扩大样本以验证趋势。数据来源：本报告样本（N=7）。</w:t>
+        <w:t xml:space="preserve">京沪金融审判体系下的证券虚假陈述裁判，已形成以「重大性独立审查—交易因果推定与反证—损失他因精细扣除—中介比例连带」为骨架的规则群。鉴于本批样本量有限（N=7），上述为裁判取向的归纳，不作占比定论或显著性推断；后续可扩大样本以验证趋势。数据来源：本报告样本（N=7）。</w:t>
       </w:r>
     </w:p>
     <w:p>

--- a/examples/demo_证券虚假陈述集团诉讼/output/证券虚假陈述-裁判规则研究报告-20260609.docx
+++ b/examples/demo_证券虚假陈述集团诉讼/output/证券虚假陈述-裁判规则研究报告-20260609.docx
@@ -2401,7 +2401,7 @@
           <w:sz w:val="24"/>
           <w:szCs w:val="24"/>
         </w:rPr>
-        <w:t xml:space="preserve">京沪金融审判体系下的证券虚假陈述裁判，已形成以「重大性独立审查—交易因果推定与反证—损失他因精细扣除—中介比例连带」为骨架的规则群。鉴于本批样本量有限（N=7），上述为裁判取向的归纳，不作占比定论或显著性推断；后续可扩大样本以验证趋势。数据来源：本报告样本（N=7）。</w:t>
+        <w:t xml:space="preserve">京沪金融审判体系下的证券虚假陈述裁判，已形成以重大性独立审查—交易因果推定与反证—损失他因精细扣除—中介比例连带为骨架的规则群。鉴于本批样本量有限（N=7），上述为裁判取向的归纳，不作占比定论或显著性推断；后续可扩大样本以验证趋势。数据来源：本报告样本（N=7）。</w:t>
       </w:r>
     </w:p>
     <w:p>
